--- a/phu_luc_d.docx
+++ b/phu_luc_d.docx
@@ -37,6 +37,9 @@
     </w:p>
     <w:p>
       <w:r>
+        <w:rPr>
+          <w:rFonts w:ascii="Times New Roman" w:hAnsi="Times New Roman"/>
+        </w:rPr>
         <w:t xml:space="preserve">Kiến trúc đa tác tử (Multi-Agent) của hệ thống AiMed vận hành dựa trên sự phối hợp đồng bộ giữa các tác tử chuyên khoa độc lập. Để định hình hành vi, phong cách giao tiếp thấu cảm và đảm bảo tính an toàn y học cho từng tác tử, nhóm nghiên cứu đã thiết lập một hệ thống các chỉ thị hệ thống (system prompts) và khuôn mẫu gợi ý (prompt templates) được tối ưu hóa riêng biệt. </w:t>
         <w:br/>
       </w:r>
@@ -48,6 +51,9 @@
     </w:p>
     <w:p>
       <w:r>
+        <w:rPr>
+          <w:rFonts w:ascii="Times New Roman" w:hAnsi="Times New Roman"/>
+        </w:rPr>
         <w:t>Phụ lục này tổng hợp toàn văn hoặc tóm tắt cấu trúc của các chỉ thị cốt lõi, được phân chia thành 4 nhóm phân hệ chính:</w:t>
         <w:br/>
       </w:r>
@@ -57,14 +63,17 @@
         <w:pStyle w:val="ListNumber"/>
         <w:spacing w:after="60"/>
       </w:pPr>
-      <w:r/>
       <w:r>
         <w:rPr>
+          <w:rFonts w:ascii="Times New Roman" w:hAnsi="Times New Roman"/>
           <w:b/>
         </w:rPr>
         <w:t>Tác tử Điều phối và Sàng lọc (Supervisor / Triage Agent):</w:t>
       </w:r>
       <w:r>
+        <w:rPr>
+          <w:rFonts w:ascii="Times New Roman" w:hAnsi="Times New Roman"/>
+        </w:rPr>
         <w:t xml:space="preserve"> Quản lý luồng hội thoại, định tuyến yêu cầu và sàng lọc khẩn cấp y tế.</w:t>
       </w:r>
     </w:p>
@@ -73,14 +82,17 @@
         <w:pStyle w:val="ListNumber"/>
         <w:spacing w:after="60"/>
       </w:pPr>
-      <w:r/>
       <w:r>
         <w:rPr>
+          <w:rFonts w:ascii="Times New Roman" w:hAnsi="Times New Roman"/>
           <w:b/>
         </w:rPr>
         <w:t>Tác tử Tâm lý (Psychological Agent):</w:t>
       </w:r>
       <w:r>
+        <w:rPr>
+          <w:rFonts w:ascii="Times New Roman" w:hAnsi="Times New Roman"/>
+        </w:rPr>
         <w:t xml:space="preserve"> Tương tác thấu cảm, hỗ trợ các bài tập kích hoạt hành vi vi mô và liệu pháp nhận thức hành vi (CBT).</w:t>
       </w:r>
     </w:p>
@@ -89,14 +101,17 @@
         <w:pStyle w:val="ListNumber"/>
         <w:spacing w:after="60"/>
       </w:pPr>
-      <w:r/>
       <w:r>
         <w:rPr>
+          <w:rFonts w:ascii="Times New Roman" w:hAnsi="Times New Roman"/>
           <w:b/>
         </w:rPr>
         <w:t>Tác tử Y khoa (Medical Agent):</w:t>
       </w:r>
       <w:r>
+        <w:rPr>
+          <w:rFonts w:ascii="Times New Roman" w:hAnsi="Times New Roman"/>
+        </w:rPr>
         <w:t xml:space="preserve"> Truy xuất thông tin dược học từ đồ thị tri thức (GraphRAG), bảo vệ ranh giới y học an toàn.</w:t>
       </w:r>
     </w:p>
@@ -105,14 +120,17 @@
         <w:pStyle w:val="ListNumber"/>
         <w:spacing w:after="60"/>
       </w:pPr>
-      <w:r/>
       <w:r>
         <w:rPr>
+          <w:rFonts w:ascii="Times New Roman" w:hAnsi="Times New Roman"/>
           <w:b/>
         </w:rPr>
         <w:t>Các tác tử hỗ trợ khác (Auxiliary Agents):</w:t>
       </w:r>
       <w:r>
+        <w:rPr>
+          <w:rFonts w:ascii="Times New Roman" w:hAnsi="Times New Roman"/>
+        </w:rPr>
         <w:t xml:space="preserve"> Quản lý kế hoạch chăm sóc cá nhân hóa (Care Plan) và hỗ trợ kết nối bác sĩ chuyên khoa.</w:t>
       </w:r>
     </w:p>
@@ -123,24 +141,35 @@
     </w:p>
     <w:p>
       <w:r>
+        <w:rPr>
+          <w:rFonts w:ascii="Times New Roman" w:hAnsi="Times New Roman"/>
+        </w:rPr>
         <w:t xml:space="preserve">Mỗi chỉ thị bao gồm hai phần: (1) </w:t>
       </w:r>
       <w:r>
         <w:rPr>
+          <w:rFonts w:ascii="Times New Roman" w:hAnsi="Times New Roman"/>
           <w:b/>
         </w:rPr>
         <w:t>Chỉ thị Vai trò Lâm sàng (Clinical Role Prompt)</w:t>
       </w:r>
       <w:r>
+        <w:rPr>
+          <w:rFonts w:ascii="Times New Roman" w:hAnsi="Times New Roman"/>
+        </w:rPr>
         <w:t xml:space="preserve"> định hình hành vi ứng xử, giọng điệu thấu cảm; và (2) </w:t>
       </w:r>
       <w:r>
         <w:rPr>
+          <w:rFonts w:ascii="Times New Roman" w:hAnsi="Times New Roman"/>
           <w:b/>
         </w:rPr>
         <w:t>Lớp bọc kỹ thuật (Technical System Wrapper)</w:t>
       </w:r>
       <w:r>
+        <w:rPr>
+          <w:rFonts w:ascii="Times New Roman" w:hAnsi="Times New Roman"/>
+        </w:rPr>
         <w:t xml:space="preserve"> ép buộc định dạng đầu ra (JSON/Schema) để đảm bảo tính ổn định khi kết nối với giao diện ứng dụng.</w:t>
         <w:br/>
       </w:r>
@@ -157,6 +186,9 @@
     </w:p>
     <w:p>
       <w:r>
+        <w:rPr>
+          <w:rFonts w:ascii="Times New Roman" w:hAnsi="Times New Roman"/>
+        </w:rPr>
         <w:t>Phụ lục này tổng hợp toàn văn các chỉ thị hệ thống (system prompts) và các khuôn mẫu gợi ý (prompt templates) định hình hành vi cho từng tác tử trong kiến trúc đa tác tử của hệ thống AiMed. Đường dẫn và tên các tệp mã nguồn được rút gọn chỉ giữ lại tên tệp thực tế để tăng tính độc lập khoa học.</w:t>
         <w:br/>
       </w:r>
@@ -204,14 +236,17 @@
         <w:pStyle w:val="ListBullet"/>
         <w:spacing w:after="60"/>
       </w:pPr>
-      <w:r/>
       <w:r>
         <w:rPr>
+          <w:rFonts w:ascii="Times New Roman" w:hAnsi="Times New Roman"/>
           <w:b/>
         </w:rPr>
         <w:t>Vị trí định nghĩa (tên tệp mã nguồn):</w:t>
       </w:r>
       <w:r>
+        <w:rPr>
+          <w:rFonts w:ascii="Times New Roman" w:hAnsi="Times New Roman"/>
+        </w:rPr>
         <w:t xml:space="preserve"> `triage_router.py`</w:t>
       </w:r>
     </w:p>
@@ -220,14 +255,17 @@
         <w:pStyle w:val="ListBullet"/>
         <w:spacing w:after="60"/>
       </w:pPr>
-      <w:r/>
       <w:r>
         <w:rPr>
+          <w:rFonts w:ascii="Times New Roman" w:hAnsi="Times New Roman"/>
           <w:b/>
         </w:rPr>
         <w:t>Mô tả:</w:t>
       </w:r>
       <w:r>
+        <w:rPr>
+          <w:rFonts w:ascii="Times New Roman" w:hAnsi="Times New Roman"/>
+        </w:rPr>
         <w:t xml:space="preserve"> Sử dụng LCEL (LangChain Expression Language) để tạo phản hồi JSON có cấu trúc cho việc định tuyến.</w:t>
       </w:r>
     </w:p>
@@ -236,14 +274,17 @@
         <w:pStyle w:val="ListBullet"/>
         <w:spacing w:after="60"/>
       </w:pPr>
-      <w:r/>
       <w:r>
         <w:rPr>
+          <w:rFonts w:ascii="Times New Roman" w:hAnsi="Times New Roman"/>
           <w:b/>
         </w:rPr>
         <w:t>Các biến số đầu vào:</w:t>
       </w:r>
       <w:r>
+        <w:rPr>
+          <w:rFonts w:ascii="Times New Roman" w:hAnsi="Times New Roman"/>
+        </w:rPr>
         <w:t xml:space="preserve"> `{requested_agent_id}`, `{graph_summary_json}`, `{user_text}`</w:t>
       </w:r>
     </w:p>
@@ -252,14 +293,13 @@
         <w:pStyle w:val="ListBullet"/>
         <w:spacing w:after="60"/>
       </w:pPr>
-      <w:r/>
       <w:r>
         <w:rPr>
+          <w:rFonts w:ascii="Times New Roman" w:hAnsi="Times New Roman"/>
           <w:b/>
         </w:rPr>
         <w:t>Nội dung chỉ thị hệ thống nguyên bản:</w:t>
       </w:r>
-      <w:r/>
     </w:p>
     <w:p>
       <w:pPr>
@@ -349,14 +389,17 @@
         <w:pStyle w:val="ListBullet"/>
         <w:spacing w:after="60"/>
       </w:pPr>
-      <w:r/>
       <w:r>
         <w:rPr>
+          <w:rFonts w:ascii="Times New Roman" w:hAnsi="Times New Roman"/>
           <w:b/>
         </w:rPr>
         <w:t>Vị trí định nghĩa (tên tệp mã nguồn):</w:t>
       </w:r>
       <w:r>
+        <w:rPr>
+          <w:rFonts w:ascii="Times New Roman" w:hAnsi="Times New Roman"/>
+        </w:rPr>
         <w:t xml:space="preserve"> `graph.py`</w:t>
       </w:r>
     </w:p>
@@ -365,14 +408,17 @@
         <w:pStyle w:val="ListBullet"/>
         <w:spacing w:after="60"/>
       </w:pPr>
-      <w:r/>
       <w:r>
         <w:rPr>
+          <w:rFonts w:ascii="Times New Roman" w:hAnsi="Times New Roman"/>
           <w:b/>
         </w:rPr>
         <w:t>Mô tả:</w:t>
       </w:r>
       <w:r>
+        <w:rPr>
+          <w:rFonts w:ascii="Times New Roman" w:hAnsi="Times New Roman"/>
+        </w:rPr>
         <w:t xml:space="preserve"> Tác tử trực tiếp tương tác với người dùng khi hệ thống giữ người dùng ở luồng sàng lọc nguy cơ hoặc phát hiện dấu hiệu khẩn cấp y tế.</w:t>
       </w:r>
     </w:p>
@@ -381,14 +427,17 @@
         <w:pStyle w:val="ListBullet"/>
         <w:spacing w:after="60"/>
       </w:pPr>
-      <w:r/>
       <w:r>
         <w:rPr>
+          <w:rFonts w:ascii="Times New Roman" w:hAnsi="Times New Roman"/>
           <w:b/>
         </w:rPr>
         <w:t>Các biến số đầu vào:</w:t>
       </w:r>
       <w:r>
+        <w:rPr>
+          <w:rFonts w:ascii="Times New Roman" w:hAnsi="Times New Roman"/>
+        </w:rPr>
         <w:t xml:space="preserve"> `TRIAGE_STATE_JSON`, `TOOL_RESULTS_JSON`, `user_text`</w:t>
       </w:r>
     </w:p>
@@ -397,14 +446,13 @@
         <w:pStyle w:val="ListBullet"/>
         <w:spacing w:after="60"/>
       </w:pPr>
-      <w:r/>
       <w:r>
         <w:rPr>
+          <w:rFonts w:ascii="Times New Roman" w:hAnsi="Times New Roman"/>
           <w:b/>
         </w:rPr>
         <w:t>Nội dung chỉ thị hệ thống nguyên bản:</w:t>
       </w:r>
-      <w:r/>
     </w:p>
     <w:p>
       <w:pPr>
@@ -439,14 +487,13 @@
         <w:pStyle w:val="ListBullet"/>
         <w:spacing w:after="60"/>
       </w:pPr>
-      <w:r/>
       <w:r>
         <w:rPr>
+          <w:rFonts w:ascii="Times New Roman" w:hAnsi="Times New Roman"/>
           <w:b/>
         </w:rPr>
         <w:t>Chỉ thị bọc hệ thống kỹ thuật (Technical System Wrapper) áp dụng chung cho tác tử này:</w:t>
       </w:r>
-      <w:r/>
     </w:p>
     <w:p>
       <w:pPr>
@@ -525,14 +572,17 @@
         <w:pStyle w:val="ListBullet"/>
         <w:spacing w:after="60"/>
       </w:pPr>
-      <w:r/>
       <w:r>
         <w:rPr>
+          <w:rFonts w:ascii="Times New Roman" w:hAnsi="Times New Roman"/>
           <w:b/>
         </w:rPr>
         <w:t>Vị trí định nghĩa (tên tệp mã nguồn):</w:t>
       </w:r>
       <w:r>
+        <w:rPr>
+          <w:rFonts w:ascii="Times New Roman" w:hAnsi="Times New Roman"/>
+        </w:rPr>
         <w:t xml:space="preserve"> `prompt-config.json` và `agent-profiles.ts`</w:t>
       </w:r>
     </w:p>
@@ -541,14 +591,17 @@
         <w:pStyle w:val="ListBullet"/>
         <w:spacing w:after="60"/>
       </w:pPr>
-      <w:r/>
       <w:r>
         <w:rPr>
+          <w:rFonts w:ascii="Times New Roman" w:hAnsi="Times New Roman"/>
           <w:b/>
         </w:rPr>
         <w:t>Mô tả:</w:t>
       </w:r>
       <w:r>
+        <w:rPr>
+          <w:rFonts w:ascii="Times New Roman" w:hAnsi="Times New Roman"/>
+        </w:rPr>
         <w:t xml:space="preserve"> Chỉ thị hệ thống cấu hình từ tầng giao diện, nạp vào khi tương tác trực tiếp qua cổng API hoặc khi gọi mô hình trực tiếp từ giao diện.</w:t>
       </w:r>
     </w:p>
@@ -557,14 +610,13 @@
         <w:pStyle w:val="ListBullet"/>
         <w:spacing w:after="60"/>
       </w:pPr>
-      <w:r/>
       <w:r>
         <w:rPr>
+          <w:rFonts w:ascii="Times New Roman" w:hAnsi="Times New Roman"/>
           <w:b/>
         </w:rPr>
         <w:t>Nội dung chỉ thị hệ thống nguyên bản:</w:t>
       </w:r>
-      <w:r/>
     </w:p>
     <w:p>
       <w:pPr>
@@ -597,14 +649,13 @@
         <w:pStyle w:val="ListBullet"/>
         <w:spacing w:after="60"/>
       </w:pPr>
-      <w:r/>
       <w:r>
         <w:rPr>
+          <w:rFonts w:ascii="Times New Roman" w:hAnsi="Times New Roman"/>
           <w:b/>
         </w:rPr>
         <w:t>Các câu hỏi sàng lọc định sẵn (Triage Questions):</w:t>
       </w:r>
-      <w:r/>
     </w:p>
     <w:p>
       <w:pPr>
@@ -679,14 +730,17 @@
         <w:pStyle w:val="ListBullet"/>
         <w:spacing w:after="60"/>
       </w:pPr>
-      <w:r/>
       <w:r>
         <w:rPr>
+          <w:rFonts w:ascii="Times New Roman" w:hAnsi="Times New Roman"/>
           <w:b/>
         </w:rPr>
         <w:t>Vị trí định nghĩa (tên tệp mã nguồn):</w:t>
       </w:r>
       <w:r>
+        <w:rPr>
+          <w:rFonts w:ascii="Times New Roman" w:hAnsi="Times New Roman"/>
+        </w:rPr>
         <w:t xml:space="preserve"> `graph.py`</w:t>
       </w:r>
     </w:p>
@@ -695,14 +749,17 @@
         <w:pStyle w:val="ListBullet"/>
         <w:spacing w:after="60"/>
       </w:pPr>
-      <w:r/>
       <w:r>
         <w:rPr>
+          <w:rFonts w:ascii="Times New Roman" w:hAnsi="Times New Roman"/>
           <w:b/>
         </w:rPr>
         <w:t>Mô tả:</w:t>
       </w:r>
       <w:r>
+        <w:rPr>
+          <w:rFonts w:ascii="Times New Roman" w:hAnsi="Times New Roman"/>
+        </w:rPr>
         <w:t xml:space="preserve"> Sử dụng tri thức tâm lý học từ đồ thị tri thức để cá nhân hóa chiến lược đối phó.</w:t>
       </w:r>
     </w:p>
@@ -711,14 +768,17 @@
         <w:pStyle w:val="ListBullet"/>
         <w:spacing w:after="60"/>
       </w:pPr>
-      <w:r/>
       <w:r>
         <w:rPr>
+          <w:rFonts w:ascii="Times New Roman" w:hAnsi="Times New Roman"/>
           <w:b/>
         </w:rPr>
         <w:t>Các biến số đầu vào:</w:t>
       </w:r>
       <w:r>
+        <w:rPr>
+          <w:rFonts w:ascii="Times New Roman" w:hAnsi="Times New Roman"/>
+        </w:rPr>
         <w:t xml:space="preserve"> `TRIAGE_STATE_JSON`, `TOOL_RESULTS_JSON`, `user_text`</w:t>
       </w:r>
     </w:p>
@@ -727,14 +787,13 @@
         <w:pStyle w:val="ListBullet"/>
         <w:spacing w:after="60"/>
       </w:pPr>
-      <w:r/>
       <w:r>
         <w:rPr>
+          <w:rFonts w:ascii="Times New Roman" w:hAnsi="Times New Roman"/>
           <w:b/>
         </w:rPr>
         <w:t>Nội dung chỉ thị hệ thống nguyên bản:</w:t>
       </w:r>
-      <w:r/>
     </w:p>
     <w:p>
       <w:pPr>
@@ -769,14 +828,17 @@
         <w:pStyle w:val="ListBullet"/>
         <w:spacing w:after="60"/>
       </w:pPr>
-      <w:r/>
       <w:r>
         <w:rPr>
+          <w:rFonts w:ascii="Times New Roman" w:hAnsi="Times New Roman"/>
           <w:b/>
         </w:rPr>
         <w:t>Lớp bọc kỹ thuật (Technical System Wrapper):</w:t>
       </w:r>
       <w:r>
+        <w:rPr>
+          <w:rFonts w:ascii="Times New Roman" w:hAnsi="Times New Roman"/>
+        </w:rPr>
         <w:t xml:space="preserve"> Tương tự Tác tử Sàng lọc nhưng cấu hình với định danh vai trò `VAI TRÒ HIỆN TẠI CỦA BẠN: THERAPY AGENT`.</w:t>
       </w:r>
     </w:p>
@@ -804,14 +866,17 @@
         <w:pStyle w:val="ListBullet"/>
         <w:spacing w:after="60"/>
       </w:pPr>
-      <w:r/>
       <w:r>
         <w:rPr>
+          <w:rFonts w:ascii="Times New Roman" w:hAnsi="Times New Roman"/>
           <w:b/>
         </w:rPr>
         <w:t>Vị trí định nghĩa (tên tệp mã nguồn):</w:t>
       </w:r>
       <w:r>
+        <w:rPr>
+          <w:rFonts w:ascii="Times New Roman" w:hAnsi="Times New Roman"/>
+        </w:rPr>
         <w:t xml:space="preserve"> `server.py`</w:t>
       </w:r>
     </w:p>
@@ -820,14 +885,17 @@
         <w:pStyle w:val="ListBullet"/>
         <w:spacing w:after="60"/>
       </w:pPr>
-      <w:r/>
       <w:r>
         <w:rPr>
+          <w:rFonts w:ascii="Times New Roman" w:hAnsi="Times New Roman"/>
           <w:b/>
         </w:rPr>
         <w:t>Mô tả:</w:t>
       </w:r>
       <w:r>
+        <w:rPr>
+          <w:rFonts w:ascii="Times New Roman" w:hAnsi="Times New Roman"/>
+        </w:rPr>
         <w:t xml:space="preserve"> Được kích hoạt trong chế độ trò chuyện xã hội để người dùng chia sẻ tâm tư, giảm cảm giác cô đơn.</w:t>
       </w:r>
     </w:p>
@@ -836,14 +904,17 @@
         <w:pStyle w:val="ListBullet"/>
         <w:spacing w:after="60"/>
       </w:pPr>
-      <w:r/>
       <w:r>
         <w:rPr>
+          <w:rFonts w:ascii="Times New Roman" w:hAnsi="Times New Roman"/>
           <w:b/>
         </w:rPr>
         <w:t>Các biến số đầu vào:</w:t>
       </w:r>
       <w:r>
+        <w:rPr>
+          <w:rFonts w:ascii="Times New Roman" w:hAnsi="Times New Roman"/>
+        </w:rPr>
         <w:t xml:space="preserve"> `{history}`, `{user_text}`</w:t>
       </w:r>
     </w:p>
@@ -852,14 +923,13 @@
         <w:pStyle w:val="ListBullet"/>
         <w:spacing w:after="60"/>
       </w:pPr>
-      <w:r/>
       <w:r>
         <w:rPr>
+          <w:rFonts w:ascii="Times New Roman" w:hAnsi="Times New Roman"/>
           <w:b/>
         </w:rPr>
         <w:t>Nội dung chỉ thị hệ thống nguyên bản:</w:t>
       </w:r>
-      <w:r/>
     </w:p>
     <w:p>
       <w:pPr>
@@ -912,14 +982,13 @@
         <w:pStyle w:val="ListBullet"/>
         <w:spacing w:after="60"/>
       </w:pPr>
-      <w:r/>
       <w:r>
         <w:rPr>
+          <w:rFonts w:ascii="Times New Roman" w:hAnsi="Times New Roman"/>
           <w:b/>
         </w:rPr>
         <w:t>Biến thể cấu hình dành cho máy chủ GPU (mô hình tinh chỉnh LoRA):</w:t>
       </w:r>
-      <w:r/>
     </w:p>
     <w:p>
       <w:pPr>
@@ -987,14 +1056,17 @@
         <w:pStyle w:val="ListBullet"/>
         <w:spacing w:after="60"/>
       </w:pPr>
-      <w:r/>
       <w:r>
         <w:rPr>
+          <w:rFonts w:ascii="Times New Roman" w:hAnsi="Times New Roman"/>
           <w:b/>
         </w:rPr>
         <w:t>Vị trí định nghĩa (tên tệp mã nguồn):</w:t>
       </w:r>
       <w:r>
+        <w:rPr>
+          <w:rFonts w:ascii="Times New Roman" w:hAnsi="Times New Roman"/>
+        </w:rPr>
         <w:t xml:space="preserve"> `route.ts`</w:t>
       </w:r>
     </w:p>
@@ -1003,14 +1075,17 @@
         <w:pStyle w:val="ListBullet"/>
         <w:spacing w:after="60"/>
       </w:pPr>
-      <w:r/>
       <w:r>
         <w:rPr>
+          <w:rFonts w:ascii="Times New Roman" w:hAnsi="Times New Roman"/>
           <w:b/>
         </w:rPr>
         <w:t>Mô tả:</w:t>
       </w:r>
       <w:r>
+        <w:rPr>
+          <w:rFonts w:ascii="Times New Roman" w:hAnsi="Times New Roman"/>
+        </w:rPr>
         <w:t xml:space="preserve"> Sử dụng làm lớp bảo vệ và xử lý nhanh ở cổng API Next.js Gateway trong trường hợp không thể chuyển tiếp xuống máy chủ xử lý chính.</w:t>
       </w:r>
     </w:p>
@@ -1019,14 +1094,13 @@
         <w:pStyle w:val="ListBullet"/>
         <w:spacing w:after="60"/>
       </w:pPr>
-      <w:r/>
       <w:r>
         <w:rPr>
+          <w:rFonts w:ascii="Times New Roman" w:hAnsi="Times New Roman"/>
           <w:b/>
         </w:rPr>
         <w:t>Nội dung chỉ thị hệ thống nguyên bản:</w:t>
       </w:r>
-      <w:r/>
     </w:p>
     <w:p>
       <w:pPr>
@@ -1070,14 +1144,17 @@
         <w:pStyle w:val="ListBullet"/>
         <w:spacing w:after="60"/>
       </w:pPr>
-      <w:r/>
       <w:r>
         <w:rPr>
+          <w:rFonts w:ascii="Times New Roman" w:hAnsi="Times New Roman"/>
           <w:b/>
         </w:rPr>
         <w:t>Vị trí định nghĩa (tên tệp mã nguồn):</w:t>
       </w:r>
       <w:r>
+        <w:rPr>
+          <w:rFonts w:ascii="Times New Roman" w:hAnsi="Times New Roman"/>
+        </w:rPr>
         <w:t xml:space="preserve"> `gemini-service.ts`</w:t>
       </w:r>
     </w:p>
@@ -1086,14 +1163,17 @@
         <w:pStyle w:val="ListBullet"/>
         <w:spacing w:after="60"/>
       </w:pPr>
-      <w:r/>
       <w:r>
         <w:rPr>
+          <w:rFonts w:ascii="Times New Roman" w:hAnsi="Times New Roman"/>
           <w:b/>
         </w:rPr>
         <w:t>Mô tả:</w:t>
       </w:r>
       <w:r>
+        <w:rPr>
+          <w:rFonts w:ascii="Times New Roman" w:hAnsi="Times New Roman"/>
+        </w:rPr>
         <w:t xml:space="preserve"> Sử dụng khi gọi trực tiếp mô hình Gemini từ giao diện ứng dụng cho các yêu cầu tư vấn tâm lý chuyên sâu.</w:t>
       </w:r>
     </w:p>
@@ -1102,14 +1182,17 @@
         <w:pStyle w:val="ListBullet"/>
         <w:spacing w:after="60"/>
       </w:pPr>
-      <w:r/>
       <w:r>
         <w:rPr>
+          <w:rFonts w:ascii="Times New Roman" w:hAnsi="Times New Roman"/>
           <w:b/>
         </w:rPr>
         <w:t>Các biến số đầu vào:</w:t>
       </w:r>
       <w:r>
+        <w:rPr>
+          <w:rFonts w:ascii="Times New Roman" w:hAnsi="Times New Roman"/>
+        </w:rPr>
         <w:t xml:space="preserve"> `{question}`</w:t>
       </w:r>
     </w:p>
@@ -1118,14 +1201,13 @@
         <w:pStyle w:val="ListBullet"/>
         <w:spacing w:after="60"/>
       </w:pPr>
-      <w:r/>
       <w:r>
         <w:rPr>
+          <w:rFonts w:ascii="Times New Roman" w:hAnsi="Times New Roman"/>
           <w:b/>
         </w:rPr>
         <w:t>Nội dung chỉ thị hệ thống nguyên bản:</w:t>
       </w:r>
-      <w:r/>
     </w:p>
     <w:p>
       <w:pPr>
@@ -1217,14 +1299,17 @@
         <w:pStyle w:val="ListBullet"/>
         <w:spacing w:after="60"/>
       </w:pPr>
-      <w:r/>
       <w:r>
         <w:rPr>
+          <w:rFonts w:ascii="Times New Roman" w:hAnsi="Times New Roman"/>
           <w:b/>
         </w:rPr>
         <w:t>Vị trí định nghĩa (tên tệp mã nguồn):</w:t>
       </w:r>
       <w:r>
+        <w:rPr>
+          <w:rFonts w:ascii="Times New Roman" w:hAnsi="Times New Roman"/>
+        </w:rPr>
         <w:t xml:space="preserve"> `prompt-config.json`</w:t>
       </w:r>
     </w:p>
@@ -1233,14 +1318,13 @@
         <w:pStyle w:val="ListBullet"/>
         <w:spacing w:after="60"/>
       </w:pPr>
-      <w:r/>
       <w:r>
         <w:rPr>
+          <w:rFonts w:ascii="Times New Roman" w:hAnsi="Times New Roman"/>
           <w:b/>
         </w:rPr>
         <w:t>Nội dung chỉ thị hệ thống nguyên bản:</w:t>
       </w:r>
-      <w:r/>
     </w:p>
     <w:p>
       <w:pPr>
@@ -1309,14 +1393,17 @@
         <w:pStyle w:val="ListBullet"/>
         <w:spacing w:after="60"/>
       </w:pPr>
-      <w:r/>
       <w:r>
         <w:rPr>
+          <w:rFonts w:ascii="Times New Roman" w:hAnsi="Times New Roman"/>
           <w:b/>
         </w:rPr>
         <w:t>Vị trí định nghĩa (tên tệp mã nguồn):</w:t>
       </w:r>
       <w:r>
+        <w:rPr>
+          <w:rFonts w:ascii="Times New Roman" w:hAnsi="Times New Roman"/>
+        </w:rPr>
         <w:t xml:space="preserve"> `graph.py`</w:t>
       </w:r>
     </w:p>
@@ -1325,14 +1412,17 @@
         <w:pStyle w:val="ListBullet"/>
         <w:spacing w:after="60"/>
       </w:pPr>
-      <w:r/>
       <w:r>
         <w:rPr>
+          <w:rFonts w:ascii="Times New Roman" w:hAnsi="Times New Roman"/>
           <w:b/>
         </w:rPr>
         <w:t>Mô tả:</w:t>
       </w:r>
       <w:r>
+        <w:rPr>
+          <w:rFonts w:ascii="Times New Roman" w:hAnsi="Times New Roman"/>
+        </w:rPr>
         <w:t xml:space="preserve"> Tương tác với người dùng về thuốc và tương tác thuốc trong đồ thị tri thức, bắt buộc tham chiếu dữ liệu y khoa chính xác.</w:t>
       </w:r>
     </w:p>
@@ -1341,14 +1431,17 @@
         <w:pStyle w:val="ListBullet"/>
         <w:spacing w:after="60"/>
       </w:pPr>
-      <w:r/>
       <w:r>
         <w:rPr>
+          <w:rFonts w:ascii="Times New Roman" w:hAnsi="Times New Roman"/>
           <w:b/>
         </w:rPr>
         <w:t>Các biến số đầu vào:</w:t>
       </w:r>
       <w:r>
+        <w:rPr>
+          <w:rFonts w:ascii="Times New Roman" w:hAnsi="Times New Roman"/>
+        </w:rPr>
         <w:t xml:space="preserve"> `TRIAGE_STATE_JSON`, `TOOL_RESULTS_JSON`, `user_text`</w:t>
       </w:r>
     </w:p>
@@ -1357,14 +1450,13 @@
         <w:pStyle w:val="ListBullet"/>
         <w:spacing w:after="60"/>
       </w:pPr>
-      <w:r/>
       <w:r>
         <w:rPr>
+          <w:rFonts w:ascii="Times New Roman" w:hAnsi="Times New Roman"/>
           <w:b/>
         </w:rPr>
         <w:t>Nội dung chỉ thị hệ thống nguyên bản:</w:t>
       </w:r>
-      <w:r/>
     </w:p>
     <w:p>
       <w:pPr>
@@ -1401,14 +1493,17 @@
         <w:pStyle w:val="ListBullet"/>
         <w:spacing w:after="60"/>
       </w:pPr>
-      <w:r/>
       <w:r>
         <w:rPr>
+          <w:rFonts w:ascii="Times New Roman" w:hAnsi="Times New Roman"/>
           <w:b/>
         </w:rPr>
         <w:t>Lớp bọc kỹ thuật:</w:t>
       </w:r>
       <w:r>
+        <w:rPr>
+          <w:rFonts w:ascii="Times New Roman" w:hAnsi="Times New Roman"/>
+        </w:rPr>
         <w:t xml:space="preserve"> Cấu hình với định danh vai trò `VAI TRÒ HIỆN TẠI CỦA BẠN: MEDICATION AGENT`.</w:t>
       </w:r>
     </w:p>
@@ -1436,14 +1531,17 @@
         <w:pStyle w:val="ListBullet"/>
         <w:spacing w:after="60"/>
       </w:pPr>
-      <w:r/>
       <w:r>
         <w:rPr>
+          <w:rFonts w:ascii="Times New Roman" w:hAnsi="Times New Roman"/>
           <w:b/>
         </w:rPr>
         <w:t>Vị trí định nghĩa (tên tệp mã nguồn):</w:t>
       </w:r>
       <w:r>
+        <w:rPr>
+          <w:rFonts w:ascii="Times New Roman" w:hAnsi="Times New Roman"/>
+        </w:rPr>
         <w:t xml:space="preserve"> `server.py` và `RAG_QA.py`</w:t>
       </w:r>
     </w:p>
@@ -1452,14 +1550,17 @@
         <w:pStyle w:val="ListBullet"/>
         <w:spacing w:after="60"/>
       </w:pPr>
-      <w:r/>
       <w:r>
         <w:rPr>
+          <w:rFonts w:ascii="Times New Roman" w:hAnsi="Times New Roman"/>
           <w:b/>
         </w:rPr>
         <w:t>Mô tả:</w:t>
       </w:r>
       <w:r>
+        <w:rPr>
+          <w:rFonts w:ascii="Times New Roman" w:hAnsi="Times New Roman"/>
+        </w:rPr>
         <w:t xml:space="preserve"> Khi không tìm thấy thuốc/bệnh trực tiếp trong cơ sở dữ liệu có cấu trúc, hệ thống kích hoạt truy xuất các văn bản có độ tương đồng cao nhất để trả lời.</w:t>
       </w:r>
     </w:p>
@@ -1468,14 +1569,17 @@
         <w:pStyle w:val="ListBullet"/>
         <w:spacing w:after="60"/>
       </w:pPr>
-      <w:r/>
       <w:r>
         <w:rPr>
+          <w:rFonts w:ascii="Times New Roman" w:hAnsi="Times New Roman"/>
           <w:b/>
         </w:rPr>
         <w:t>Các biến số đầu vào:</w:t>
       </w:r>
       <w:r>
+        <w:rPr>
+          <w:rFonts w:ascii="Times New Roman" w:hAnsi="Times New Roman"/>
+        </w:rPr>
         <w:t xml:space="preserve"> `{user_query}`, `{context_rag}`, `{mode_hint}`</w:t>
       </w:r>
     </w:p>
@@ -1484,14 +1588,13 @@
         <w:pStyle w:val="ListBullet"/>
         <w:spacing w:after="60"/>
       </w:pPr>
-      <w:r/>
       <w:r>
         <w:rPr>
+          <w:rFonts w:ascii="Times New Roman" w:hAnsi="Times New Roman"/>
           <w:b/>
         </w:rPr>
         <w:t>Nội dung chỉ thị hệ thống nguyên bản:</w:t>
       </w:r>
-      <w:r/>
     </w:p>
     <w:p>
       <w:pPr>
@@ -1542,6 +1645,9 @@
     </w:p>
     <w:p>
       <w:r>
+        <w:rPr>
+          <w:rFonts w:ascii="Times New Roman" w:hAnsi="Times New Roman"/>
+        </w:rPr>
         <w:t xml:space="preserve">  *(Trong đó `[mode_hint]` tương ứng với: `\nTrọng tâm: Thuốc.\nNếu là thuốc: thêm Liều dùng phổ biến, Tác dụng phụ, Tương tác, Chống chỉ định.` hoặc các nhãn tương đương)*</w:t>
         <w:br/>
       </w:r>
@@ -1570,14 +1676,17 @@
         <w:pStyle w:val="ListBullet"/>
         <w:spacing w:after="60"/>
       </w:pPr>
-      <w:r/>
       <w:r>
         <w:rPr>
+          <w:rFonts w:ascii="Times New Roman" w:hAnsi="Times New Roman"/>
           <w:b/>
         </w:rPr>
         <w:t>Vị trí định nghĩa (tên tệp mã nguồn):</w:t>
       </w:r>
       <w:r>
+        <w:rPr>
+          <w:rFonts w:ascii="Times New Roman" w:hAnsi="Times New Roman"/>
+        </w:rPr>
         <w:t xml:space="preserve"> `gemini-service.ts`</w:t>
       </w:r>
     </w:p>
@@ -1586,14 +1695,17 @@
         <w:pStyle w:val="ListBullet"/>
         <w:spacing w:after="60"/>
       </w:pPr>
-      <w:r/>
       <w:r>
         <w:rPr>
+          <w:rFonts w:ascii="Times New Roman" w:hAnsi="Times New Roman"/>
           <w:b/>
         </w:rPr>
         <w:t>Mô tả:</w:t>
       </w:r>
       <w:r>
+        <w:rPr>
+          <w:rFonts w:ascii="Times New Roman" w:hAnsi="Times New Roman"/>
+        </w:rPr>
         <w:t xml:space="preserve"> Các prompt nạp sẵn cho mô hình Gemini khi người dùng truy vấn y tế trực tiếp hoặc sử dụng tính năng tra cứu nhanh trên giao diện.</w:t>
       </w:r>
     </w:p>
@@ -1602,14 +1714,17 @@
         <w:pStyle w:val="ListBullet"/>
         <w:spacing w:after="60"/>
       </w:pPr>
-      <w:r/>
       <w:r>
         <w:rPr>
+          <w:rFonts w:ascii="Times New Roman" w:hAnsi="Times New Roman"/>
           <w:b/>
         </w:rPr>
         <w:t>Các biến số đầu vào:</w:t>
       </w:r>
       <w:r>
+        <w:rPr>
+          <w:rFonts w:ascii="Times New Roman" w:hAnsi="Times New Roman"/>
+        </w:rPr>
         <w:t xml:space="preserve"> `{question}`</w:t>
       </w:r>
     </w:p>
@@ -1618,14 +1733,13 @@
         <w:pStyle w:val="ListBullet"/>
         <w:spacing w:after="60"/>
       </w:pPr>
-      <w:r/>
       <w:r>
         <w:rPr>
+          <w:rFonts w:ascii="Times New Roman" w:hAnsi="Times New Roman"/>
           <w:b/>
         </w:rPr>
         <w:t>Nội dung Prompt tư vấn y tế tổng quát:</w:t>
       </w:r>
-      <w:r/>
     </w:p>
     <w:p>
       <w:pPr>
@@ -1676,14 +1790,13 @@
         <w:pStyle w:val="ListBullet"/>
         <w:spacing w:after="60"/>
       </w:pPr>
-      <w:r/>
       <w:r>
         <w:rPr>
+          <w:rFonts w:ascii="Times New Roman" w:hAnsi="Times New Roman"/>
           <w:b/>
         </w:rPr>
         <w:t>Nội dung Prompt tra cứu chi tiết:</w:t>
       </w:r>
-      <w:r/>
     </w:p>
     <w:p>
       <w:pPr>
@@ -1765,14 +1878,17 @@
         <w:pStyle w:val="ListBullet"/>
         <w:spacing w:after="60"/>
       </w:pPr>
-      <w:r/>
       <w:r>
         <w:rPr>
+          <w:rFonts w:ascii="Times New Roman" w:hAnsi="Times New Roman"/>
           <w:b/>
         </w:rPr>
         <w:t>Vị trí định nghĩa (tên tệp mã nguồn):</w:t>
       </w:r>
       <w:r>
+        <w:rPr>
+          <w:rFonts w:ascii="Times New Roman" w:hAnsi="Times New Roman"/>
+        </w:rPr>
         <w:t xml:space="preserve"> `ab_test_rag_vs_graphrag.py`</w:t>
       </w:r>
     </w:p>
@@ -1781,14 +1897,17 @@
         <w:pStyle w:val="ListBullet"/>
         <w:spacing w:after="60"/>
       </w:pPr>
-      <w:r/>
       <w:r>
         <w:rPr>
+          <w:rFonts w:ascii="Times New Roman" w:hAnsi="Times New Roman"/>
           <w:b/>
         </w:rPr>
         <w:t>Mô tả:</w:t>
       </w:r>
       <w:r>
+        <w:rPr>
+          <w:rFonts w:ascii="Times New Roman" w:hAnsi="Times New Roman"/>
+        </w:rPr>
         <w:t xml:space="preserve"> Các khuôn mẫu đặc trưng để đánh giá, so sánh hiệu quả thông tin y khoa giữa phương thức RAG truyền thống và GraphRAG.</w:t>
       </w:r>
     </w:p>
@@ -1797,14 +1916,17 @@
         <w:pStyle w:val="ListBullet"/>
         <w:spacing w:after="60"/>
       </w:pPr>
-      <w:r/>
       <w:r>
         <w:rPr>
+          <w:rFonts w:ascii="Times New Roman" w:hAnsi="Times New Roman"/>
           <w:b/>
         </w:rPr>
         <w:t>Các biến số đầu vào:</w:t>
       </w:r>
       <w:r>
+        <w:rPr>
+          <w:rFonts w:ascii="Times New Roman" w:hAnsi="Times New Roman"/>
+        </w:rPr>
         <w:t xml:space="preserve"> `{vector_context}`, `{graph_citations}`, `{query_text}`</w:t>
       </w:r>
     </w:p>
@@ -1813,14 +1935,13 @@
         <w:pStyle w:val="ListBullet"/>
         <w:spacing w:after="60"/>
       </w:pPr>
-      <w:r/>
       <w:r>
         <w:rPr>
+          <w:rFonts w:ascii="Times New Roman" w:hAnsi="Times New Roman"/>
           <w:b/>
         </w:rPr>
         <w:t>Nội dung khuôn mẫu Vector RAG Prompt:</w:t>
       </w:r>
-      <w:r/>
     </w:p>
     <w:p>
       <w:pPr>
@@ -1857,14 +1978,13 @@
         <w:pStyle w:val="ListBullet"/>
         <w:spacing w:after="60"/>
       </w:pPr>
-      <w:r/>
       <w:r>
         <w:rPr>
+          <w:rFonts w:ascii="Times New Roman" w:hAnsi="Times New Roman"/>
           <w:b/>
         </w:rPr>
         <w:t>Nội dung khuôn mẫu GraphRAG Prompt:</w:t>
       </w:r>
-      <w:r/>
     </w:p>
     <w:p>
       <w:pPr>
@@ -1925,14 +2045,17 @@
         <w:pStyle w:val="ListBullet"/>
         <w:spacing w:after="60"/>
       </w:pPr>
-      <w:r/>
       <w:r>
         <w:rPr>
+          <w:rFonts w:ascii="Times New Roman" w:hAnsi="Times New Roman"/>
           <w:b/>
         </w:rPr>
         <w:t>Vị trí định nghĩa (tên tệp mã nguồn):</w:t>
       </w:r>
       <w:r>
+        <w:rPr>
+          <w:rFonts w:ascii="Times New Roman" w:hAnsi="Times New Roman"/>
+        </w:rPr>
         <w:t xml:space="preserve"> `route.ts`</w:t>
       </w:r>
     </w:p>
@@ -1941,14 +2064,17 @@
         <w:pStyle w:val="ListBullet"/>
         <w:spacing w:after="60"/>
       </w:pPr>
-      <w:r/>
       <w:r>
         <w:rPr>
+          <w:rFonts w:ascii="Times New Roman" w:hAnsi="Times New Roman"/>
           <w:b/>
         </w:rPr>
         <w:t>Mô tả:</w:t>
       </w:r>
       <w:r>
+        <w:rPr>
+          <w:rFonts w:ascii="Times New Roman" w:hAnsi="Times New Roman"/>
+        </w:rPr>
         <w:t xml:space="preserve"> Prompt mặc định đóng vai trò dự phòng tại lớp API Next.js Gateway nếu toàn bộ hệ thống điều phối đa tác tử gặp sự cố.</w:t>
       </w:r>
     </w:p>
@@ -1957,14 +2083,17 @@
         <w:pStyle w:val="ListBullet"/>
         <w:spacing w:after="60"/>
       </w:pPr>
-      <w:r/>
       <w:r>
         <w:rPr>
+          <w:rFonts w:ascii="Times New Roman" w:hAnsi="Times New Roman"/>
           <w:b/>
         </w:rPr>
         <w:t>Các biến số đầu vào:</w:t>
       </w:r>
       <w:r>
+        <w:rPr>
+          <w:rFonts w:ascii="Times New Roman" w:hAnsi="Times New Roman"/>
+        </w:rPr>
         <w:t xml:space="preserve"> `{p}`, `{determinedContext}`</w:t>
       </w:r>
     </w:p>
@@ -1973,14 +2102,13 @@
         <w:pStyle w:val="ListBullet"/>
         <w:spacing w:after="60"/>
       </w:pPr>
-      <w:r/>
       <w:r>
         <w:rPr>
+          <w:rFonts w:ascii="Times New Roman" w:hAnsi="Times New Roman"/>
           <w:b/>
         </w:rPr>
         <w:t>Nội dung Prompt Template nguyên bản:</w:t>
       </w:r>
-      <w:r/>
     </w:p>
     <w:p>
       <w:pPr>
@@ -2040,14 +2168,17 @@
         <w:pStyle w:val="ListBullet"/>
         <w:spacing w:after="60"/>
       </w:pPr>
-      <w:r/>
       <w:r>
         <w:rPr>
+          <w:rFonts w:ascii="Times New Roman" w:hAnsi="Times New Roman"/>
           <w:b/>
         </w:rPr>
         <w:t>Vị trí định nghĩa (tên tệp mã nguồn):</w:t>
       </w:r>
       <w:r>
+        <w:rPr>
+          <w:rFonts w:ascii="Times New Roman" w:hAnsi="Times New Roman"/>
+        </w:rPr>
         <w:t xml:space="preserve"> `prompt-config.json`</w:t>
       </w:r>
     </w:p>
@@ -2056,14 +2187,13 @@
         <w:pStyle w:val="ListBullet"/>
         <w:spacing w:after="60"/>
       </w:pPr>
-      <w:r/>
       <w:r>
         <w:rPr>
+          <w:rFonts w:ascii="Times New Roman" w:hAnsi="Times New Roman"/>
           <w:b/>
         </w:rPr>
         <w:t>Nội dung chỉ thị hệ thống nguyên bản:</w:t>
       </w:r>
-      <w:r/>
     </w:p>
     <w:p>
       <w:pPr>
@@ -2132,14 +2262,17 @@
         <w:pStyle w:val="ListBullet"/>
         <w:spacing w:after="60"/>
       </w:pPr>
-      <w:r/>
       <w:r>
         <w:rPr>
+          <w:rFonts w:ascii="Times New Roman" w:hAnsi="Times New Roman"/>
           <w:b/>
         </w:rPr>
         <w:t>Vị trí định nghĩa (tên tệp mã nguồn):</w:t>
       </w:r>
       <w:r>
+        <w:rPr>
+          <w:rFonts w:ascii="Times New Roman" w:hAnsi="Times New Roman"/>
+        </w:rPr>
         <w:t xml:space="preserve"> `graph.py` và `prompt-config.json`</w:t>
       </w:r>
     </w:p>
@@ -2148,14 +2281,17 @@
         <w:pStyle w:val="ListBullet"/>
         <w:spacing w:after="60"/>
       </w:pPr>
-      <w:r/>
       <w:r>
         <w:rPr>
+          <w:rFonts w:ascii="Times New Roman" w:hAnsi="Times New Roman"/>
           <w:b/>
         </w:rPr>
         <w:t>Mô tả:</w:t>
       </w:r>
       <w:r>
+        <w:rPr>
+          <w:rFonts w:ascii="Times New Roman" w:hAnsi="Times New Roman"/>
+        </w:rPr>
         <w:t xml:space="preserve"> Tác tử thuộc lộ trình Stepped Care, hướng dẫn lập lịch các hoạt động vi mô nhằm cải thiện lối sống và tâm trạng.</w:t>
       </w:r>
     </w:p>
@@ -2164,14 +2300,13 @@
         <w:pStyle w:val="ListBullet"/>
         <w:spacing w:after="60"/>
       </w:pPr>
-      <w:r/>
       <w:r>
         <w:rPr>
+          <w:rFonts w:ascii="Times New Roman" w:hAnsi="Times New Roman"/>
           <w:b/>
         </w:rPr>
         <w:t>Nội dung chỉ thị hệ thống nguyên bản:</w:t>
       </w:r>
-      <w:r/>
     </w:p>
     <w:p>
       <w:pPr>
@@ -2225,14 +2360,17 @@
         <w:pStyle w:val="ListBullet"/>
         <w:spacing w:after="60"/>
       </w:pPr>
-      <w:r/>
       <w:r>
         <w:rPr>
+          <w:rFonts w:ascii="Times New Roman" w:hAnsi="Times New Roman"/>
           <w:b/>
         </w:rPr>
         <w:t>Vị trí định nghĩa (tên tệp mã nguồn):</w:t>
       </w:r>
       <w:r>
+        <w:rPr>
+          <w:rFonts w:ascii="Times New Roman" w:hAnsi="Times New Roman"/>
+        </w:rPr>
         <w:t xml:space="preserve"> `graph.py` và `prompt-config.json`</w:t>
       </w:r>
     </w:p>
@@ -2241,14 +2379,17 @@
         <w:pStyle w:val="ListBullet"/>
         <w:spacing w:after="60"/>
       </w:pPr>
-      <w:r/>
       <w:r>
         <w:rPr>
+          <w:rFonts w:ascii="Times New Roman" w:hAnsi="Times New Roman"/>
           <w:b/>
         </w:rPr>
         <w:t>Mô tả:</w:t>
       </w:r>
       <w:r>
+        <w:rPr>
+          <w:rFonts w:ascii="Times New Roman" w:hAnsi="Times New Roman"/>
+        </w:rPr>
         <w:t xml:space="preserve"> Hỗ trợ kết nối chuyên khoa, chuẩn bị thông tin đặt lịch hẹn với bác sĩ thực tế.</w:t>
       </w:r>
     </w:p>
@@ -2257,14 +2398,13 @@
         <w:pStyle w:val="ListBullet"/>
         <w:spacing w:after="60"/>
       </w:pPr>
-      <w:r/>
       <w:r>
         <w:rPr>
+          <w:rFonts w:ascii="Times New Roman" w:hAnsi="Times New Roman"/>
           <w:b/>
         </w:rPr>
         <w:t>Nội dung chỉ thị hệ thống nguyên bản:</w:t>
       </w:r>
-      <w:r/>
     </w:p>
     <w:p>
       <w:pPr>
@@ -2316,14 +2456,17 @@
         <w:pStyle w:val="ListBullet"/>
         <w:spacing w:after="60"/>
       </w:pPr>
-      <w:r/>
       <w:r>
         <w:rPr>
+          <w:rFonts w:ascii="Times New Roman" w:hAnsi="Times New Roman"/>
           <w:b/>
         </w:rPr>
         <w:t>Vị trí định nghĩa (tên tệp mã nguồn):</w:t>
       </w:r>
       <w:r>
+        <w:rPr>
+          <w:rFonts w:ascii="Times New Roman" w:hAnsi="Times New Roman"/>
+        </w:rPr>
         <w:t xml:space="preserve"> `graph.py` và `prompt-config.json`</w:t>
       </w:r>
     </w:p>
@@ -2332,14 +2475,17 @@
         <w:pStyle w:val="ListBullet"/>
         <w:spacing w:after="60"/>
       </w:pPr>
-      <w:r/>
       <w:r>
         <w:rPr>
+          <w:rFonts w:ascii="Times New Roman" w:hAnsi="Times New Roman"/>
           <w:b/>
         </w:rPr>
         <w:t>Mô tả:</w:t>
       </w:r>
       <w:r>
+        <w:rPr>
+          <w:rFonts w:ascii="Times New Roman" w:hAnsi="Times New Roman"/>
+        </w:rPr>
         <w:t xml:space="preserve"> Tác tử mặc định hỗ trợ giải đáp các thắc mắc chung về sức khỏe một cách thân thiện và dễ hiểu.</w:t>
       </w:r>
     </w:p>
@@ -2348,14 +2494,13 @@
         <w:pStyle w:val="ListBullet"/>
         <w:spacing w:after="60"/>
       </w:pPr>
-      <w:r/>
       <w:r>
         <w:rPr>
+          <w:rFonts w:ascii="Times New Roman" w:hAnsi="Times New Roman"/>
           <w:b/>
         </w:rPr>
         <w:t>Nội dung chỉ thị hệ thống nguyên bản:</w:t>
       </w:r>
-      <w:r/>
     </w:p>
     <w:p>
       <w:pPr>
